--- a/parity/fixtures/wc-fontsize.docx
+++ b/parity/fixtures/wc-fontsize.docx
@@ -7,8 +7,6 @@
         <w:rPr>
           <w:sz w:val="28"/>
           <w:szCs w:val="28"/>
-          <w14:ligatures w14:val="standard"/>
-          <w14:cntxtAlts/>
         </w:rPr>
         <w:t>Revenue</w:t>
       </w:r>

--- a/parity/fixtures/wc-fontsize.docx
+++ b/parity/fixtures/wc-fontsize.docx
@@ -6,7 +6,6 @@
       <w:r>
         <w:rPr>
           <w:sz w:val="28"/>
-          <w:szCs w:val="28"/>
         </w:rPr>
         <w:t>Revenue</w:t>
       </w:r>
